--- a/Computer Engineering, Software Engineering, Computer systems & their softwares/Annexes/Annex №23 ORGANIZATION OF THE EDUCATIONAL PROCESS IN HIGHER EDUCATION INSTITUTIONS.docx
+++ b/Computer Engineering, Software Engineering, Computer systems & their softwares/Annexes/Annex №23 ORGANIZATION OF THE EDUCATIONAL PROCESS IN HIGHER EDUCATION INSTITUTIONS.docx
@@ -346,37 +346,34 @@
           <w:color w:val="000000"/>
           <w:sz w:val="28"/>
         </w:rPr>
-        <w:t>In order to ensure the implementation of the tasks set out in the</w:t>
-      </w:r>
-      <w:r>
-        <w:rPr>
-          <w:rFonts w:ascii="Arial" w:hAnsi="Arial" w:eastAsia="Arial"/>
-          <w:b w:val="0"/>
-          <w:i w:val="0"/>
-          <w:color w:val="000000"/>
-          <w:sz w:val="28"/>
-        </w:rPr>
-        <w:t xml:space="preserve"> </w:t>
-      </w:r>
-      <w:r>
-        <w:rPr>
-          <w:rFonts w:ascii="Arial" w:hAnsi="Arial" w:eastAsia="Arial"/>
-          <w:b w:val="0"/>
-          <w:i w:val="0"/>
-          <w:color w:val="000000"/>
-          <w:sz w:val="28"/>
-        </w:rPr>
-        <w:t>Decrees of the President of the Republic of Uzbekistan “</w:t>
-      </w:r>
-      <w:r>
-        <w:rPr>
-          <w:rFonts w:ascii="Arial" w:hAnsi="Arial" w:eastAsia="Arial"/>
-          <w:b w:val="0"/>
-          <w:i w:val="0"/>
-          <w:color w:val="000000"/>
-          <w:sz w:val="28"/>
-        </w:rPr>
-        <w:t xml:space="preserve"> </w:t>
+        <w:t>O'zbekiston Respublikasi Prezidentining 2019 yil 8 oktyabrdagi PF-5847-son va 2020 yil 2 martdagi PF-5953-son Farmonlarida belgilangan vazifalarning bajarilishini ta'minlash maqsadida Vazirlar Mahkamasi qaror qiladi:</w:t>
+      </w:r>
+      <w:r>
+        <w:rPr>
+          <w:rFonts w:ascii="Arial" w:hAnsi="Arial" w:eastAsia="Arial"/>
+          <w:b w:val="0"/>
+          <w:i w:val="0"/>
+          <w:color w:val="000000"/>
+          <w:sz w:val="28"/>
+        </w:rPr>
+      </w:r>
+      <w:r>
+        <w:rPr>
+          <w:rFonts w:ascii="Arial" w:hAnsi="Arial" w:eastAsia="Arial"/>
+          <w:b w:val="0"/>
+          <w:i w:val="0"/>
+          <w:color w:val="000000"/>
+          <w:sz w:val="28"/>
+        </w:rPr>
+      </w:r>
+      <w:r>
+        <w:rPr>
+          <w:rFonts w:ascii="Arial" w:hAnsi="Arial" w:eastAsia="Arial"/>
+          <w:b w:val="0"/>
+          <w:i w:val="0"/>
+          <w:color w:val="000000"/>
+          <w:sz w:val="28"/>
+        </w:rPr>
       </w:r>
       <w:r>
         <w:rPr>
@@ -387,14 +384,6 @@
           <w:sz w:val="28"/>
           <w:u w:val="single"/>
         </w:rPr>
-        <w:hyperlink r:id="rId9" w:history="1">
-          <w:r>
-            <w:rPr>
-              <w:rStyle w:val="Hyperlink"/>
-            </w:rPr>
-            <w:t>On approval of the</w:t>
-          </w:r>
-        </w:hyperlink>
       </w:r>
       <w:r>
         <w:rPr>
@@ -404,7 +393,6 @@
           <w:color w:val="008080"/>
           <w:sz w:val="28"/>
         </w:rPr>
-        <w:t xml:space="preserve"> </w:t>
       </w:r>
       <w:r>
         <w:rPr>
@@ -415,14 +403,6 @@
           <w:sz w:val="28"/>
           <w:u w:val="single"/>
         </w:rPr>
-        <w:hyperlink r:id="rId9" w:history="1">
-          <w:r>
-            <w:rPr>
-              <w:rStyle w:val="Hyperlink"/>
-            </w:rPr>
-            <w:t>Concept for the Development of the Higher Education System of the</w:t>
-          </w:r>
-        </w:hyperlink>
       </w:r>
       <w:r>
         <w:rPr>
@@ -432,7 +412,6 @@
           <w:color w:val="008080"/>
           <w:sz w:val="28"/>
         </w:rPr>
-        <w:t xml:space="preserve"> </w:t>
       </w:r>
       <w:r>
         <w:rPr>
@@ -443,54 +422,42 @@
           <w:sz w:val="28"/>
           <w:u w:val="single"/>
         </w:rPr>
-        <w:hyperlink r:id="rId9" w:history="1">
-          <w:r>
-            <w:rPr>
-              <w:rStyle w:val="Hyperlink"/>
-            </w:rPr>
-            <w:t>Republic of Uzbekistan until 2030</w:t>
-          </w:r>
-        </w:hyperlink>
-      </w:r>
-      <w:r>
-        <w:rPr>
-          <w:rFonts w:ascii="Arial" w:hAnsi="Arial" w:eastAsia="Arial"/>
-          <w:b w:val="0"/>
-          <w:i w:val="0"/>
-          <w:color w:val="000000"/>
-          <w:sz w:val="28"/>
-        </w:rPr>
-        <w:t xml:space="preserve"> ” dated October 8, 2019 No. PF-5847 and</w:t>
-      </w:r>
-      <w:r>
-        <w:rPr>
-          <w:rFonts w:ascii="Arial" w:hAnsi="Arial" w:eastAsia="Arial"/>
-          <w:b w:val="0"/>
-          <w:i w:val="0"/>
-          <w:color w:val="000000"/>
-          <w:sz w:val="28"/>
-        </w:rPr>
-        <w:t xml:space="preserve"> </w:t>
-      </w:r>
-      <w:r>
-        <w:rPr>
-          <w:rFonts w:ascii="Arial" w:hAnsi="Arial" w:eastAsia="Arial"/>
-          <w:b w:val="0"/>
-          <w:i w:val="0"/>
-          <w:color w:val="000000"/>
-          <w:sz w:val="28"/>
-        </w:rPr>
-        <w:t>“</w:t>
-      </w:r>
-      <w:r>
-        <w:rPr>
-          <w:rFonts w:ascii="Arial" w:hAnsi="Arial" w:eastAsia="Arial"/>
-          <w:b w:val="0"/>
-          <w:i w:val="0"/>
-          <w:color w:val="000000"/>
-          <w:sz w:val="28"/>
-        </w:rPr>
-        <w:t xml:space="preserve"> </w:t>
+      </w:r>
+      <w:r>
+        <w:rPr>
+          <w:rFonts w:ascii="Arial" w:hAnsi="Arial" w:eastAsia="Arial"/>
+          <w:b w:val="0"/>
+          <w:i w:val="0"/>
+          <w:color w:val="000000"/>
+          <w:sz w:val="28"/>
+        </w:rPr>
+      </w:r>
+      <w:r>
+        <w:rPr>
+          <w:rFonts w:ascii="Arial" w:hAnsi="Arial" w:eastAsia="Arial"/>
+          <w:b w:val="0"/>
+          <w:i w:val="0"/>
+          <w:color w:val="000000"/>
+          <w:sz w:val="28"/>
+        </w:rPr>
+      </w:r>
+      <w:r>
+        <w:rPr>
+          <w:rFonts w:ascii="Arial" w:hAnsi="Arial" w:eastAsia="Arial"/>
+          <w:b w:val="0"/>
+          <w:i w:val="0"/>
+          <w:color w:val="000000"/>
+          <w:sz w:val="28"/>
+        </w:rPr>
+      </w:r>
+      <w:r>
+        <w:rPr>
+          <w:rFonts w:ascii="Arial" w:hAnsi="Arial" w:eastAsia="Arial"/>
+          <w:b w:val="0"/>
+          <w:i w:val="0"/>
+          <w:color w:val="000000"/>
+          <w:sz w:val="28"/>
+        </w:rPr>
       </w:r>
       <w:r>
         <w:rPr>
@@ -501,14 +468,6 @@
           <w:sz w:val="28"/>
           <w:u w:val="single"/>
         </w:rPr>
-        <w:hyperlink r:id="rId10" w:history="1">
-          <w:r>
-            <w:rPr>
-              <w:rStyle w:val="Hyperlink"/>
-            </w:rPr>
-            <w:t>On the State Program for the Implementation of the Strategy of Actions in</w:t>
-          </w:r>
-        </w:hyperlink>
       </w:r>
       <w:r>
         <w:rPr>
@@ -518,7 +477,6 @@
           <w:color w:val="008080"/>
           <w:sz w:val="28"/>
         </w:rPr>
-        <w:t xml:space="preserve"> </w:t>
       </w:r>
       <w:r>
         <w:rPr>
@@ -529,14 +487,6 @@
           <w:sz w:val="28"/>
           <w:u w:val="single"/>
         </w:rPr>
-        <w:hyperlink r:id="rId10" w:history="1">
-          <w:r>
-            <w:rPr>
-              <w:rStyle w:val="Hyperlink"/>
-            </w:rPr>
-            <w:t>Five Priority Areas of Development of the Republic of Uzbekistan in 2017-</w:t>
-          </w:r>
-        </w:hyperlink>
       </w:r>
       <w:r>
         <w:rPr>
@@ -547,14 +497,6 @@
           <w:sz w:val="28"/>
           <w:u w:val="single"/>
         </w:rPr>
-        <w:hyperlink r:id="rId10" w:history="1">
-          <w:r>
-            <w:rPr>
-              <w:rStyle w:val="Hyperlink"/>
-            </w:rPr>
-            <w:t>2021 in the “Year of Development of Science, Education and the Digital</w:t>
-          </w:r>
-        </w:hyperlink>
       </w:r>
       <w:r>
         <w:rPr>
@@ -564,7 +506,6 @@
           <w:color w:val="008080"/>
           <w:sz w:val="28"/>
         </w:rPr>
-        <w:t xml:space="preserve"> </w:t>
       </w:r>
       <w:r>
         <w:rPr>
@@ -575,54 +516,42 @@
           <w:sz w:val="28"/>
           <w:u w:val="single"/>
         </w:rPr>
-        <w:hyperlink r:id="rId10" w:history="1">
-          <w:r>
-            <w:rPr>
-              <w:rStyle w:val="Hyperlink"/>
-            </w:rPr>
-            <w:t>Economy”</w:t>
-          </w:r>
-        </w:hyperlink>
-      </w:r>
-      <w:r>
-        <w:rPr>
-          <w:rFonts w:ascii="Arial" w:hAnsi="Arial" w:eastAsia="Arial"/>
-          <w:b w:val="0"/>
-          <w:i w:val="0"/>
-          <w:color w:val="000000"/>
-          <w:sz w:val="28"/>
-        </w:rPr>
-        <w:t xml:space="preserve"> </w:t>
-      </w:r>
-      <w:r>
-        <w:rPr>
-          <w:rFonts w:ascii="Arial" w:hAnsi="Arial" w:eastAsia="Arial"/>
-          <w:b w:val="0"/>
-          <w:i w:val="0"/>
-          <w:color w:val="000000"/>
-          <w:sz w:val="28"/>
-        </w:rPr>
-        <w:t>dated March 2, 2020 No. PF-5953, the Cabinet of Ministers</w:t>
-      </w:r>
-      <w:r>
-        <w:rPr>
-          <w:rFonts w:ascii="Arial" w:hAnsi="Arial" w:eastAsia="Arial"/>
-          <w:b w:val="0"/>
-          <w:i w:val="0"/>
-          <w:color w:val="000000"/>
-          <w:sz w:val="28"/>
-        </w:rPr>
-        <w:t xml:space="preserve"> </w:t>
-      </w:r>
-      <w:r>
-        <w:rPr>
-          <w:rFonts w:ascii="Arial" w:hAnsi="Arial" w:eastAsia="Arial"/>
-          <w:b w:val="0"/>
-          <w:i w:val="0"/>
-          <w:color w:val="000000"/>
-          <w:sz w:val="28"/>
-        </w:rPr>
-        <w:t xml:space="preserve">decides: </w:t>
+      </w:r>
+      <w:r>
+        <w:rPr>
+          <w:rFonts w:ascii="Arial" w:hAnsi="Arial" w:eastAsia="Arial"/>
+          <w:b w:val="0"/>
+          <w:i w:val="0"/>
+          <w:color w:val="000000"/>
+          <w:sz w:val="28"/>
+        </w:rPr>
+      </w:r>
+      <w:r>
+        <w:rPr>
+          <w:rFonts w:ascii="Arial" w:hAnsi="Arial" w:eastAsia="Arial"/>
+          <w:b w:val="0"/>
+          <w:i w:val="0"/>
+          <w:color w:val="000000"/>
+          <w:sz w:val="28"/>
+        </w:rPr>
+      </w:r>
+      <w:r>
+        <w:rPr>
+          <w:rFonts w:ascii="Arial" w:hAnsi="Arial" w:eastAsia="Arial"/>
+          <w:b w:val="0"/>
+          <w:i w:val="0"/>
+          <w:color w:val="000000"/>
+          <w:sz w:val="28"/>
+        </w:rPr>
+      </w:r>
+      <w:r>
+        <w:rPr>
+          <w:rFonts w:ascii="Arial" w:hAnsi="Arial" w:eastAsia="Arial"/>
+          <w:b w:val="0"/>
+          <w:i w:val="0"/>
+          <w:color w:val="000000"/>
+          <w:sz w:val="28"/>
+        </w:rPr>
       </w:r>
     </w:p>
     <w:p>
